--- a/documentazione/Analisi Funzionali/LogiChain_ERP_Analisi_Funzionale_V6.docx
+++ b/documentazione/Analisi Funzionali/LogiChain_ERP_Analisi_Funzionale_V6.docx
@@ -1,5 +1,36 @@
 
-<file path=word/document.xml><?xml version="1.0" encoding="utf-8"?>
+<file path=docProps\app.xml><?xml version="1.0" encoding="utf-8"?>
+<Properties xmlns="http://schemas.openxmlformats.org/officeDocument/2006/extended-properties" xmlns:vt="http://schemas.openxmlformats.org/officeDocument/2006/docPropsVTypes">
+  <Template>Normal</Template>
+  <TotalTime>76</TotalTime>
+  <Pages>1</Pages>
+  <Words>4163</Words>
+  <Characters>23732</Characters>
+  <Application>Microsoft Office Word</Application>
+  <DocSecurity>0</DocSecurity>
+  <Lines>197</Lines>
+  <Paragraphs>55</Paragraphs>
+  <ScaleCrop>false</ScaleCrop>
+  <Company/>
+  <LinksUpToDate>false</LinksUpToDate>
+  <CharactersWithSpaces>27840</CharactersWithSpaces>
+  <SharedDoc>false</SharedDoc>
+  <HyperlinksChanged>false</HyperlinksChanged>
+  <AppVersion>16.0000</AppVersion>
+</Properties>
+</file>
+
+<file path=docProps\core.xml><?xml version="1.0" encoding="utf-8"?>
+<cp:coreProperties xmlns:cp="http://schemas.openxmlformats.org/package/2006/metadata/core-properties" xmlns:dc="http://purl.org/dc/elements/1.1/" xmlns:dcterms="http://purl.org/dc/terms/" xmlns:dcmitype="http://purl.org/dc/dcmitype/" xmlns:xsi="http://www.w3.org/2001/XMLSchema-instance">
+  <dc:creator>Un-named</dc:creator>
+  <cp:lastModifiedBy>Simone Iengo</cp:lastModifiedBy>
+  <cp:revision>9</cp:revision>
+  <dcterms:created xsi:type="dcterms:W3CDTF">2026-06-06T22:08:00Z</dcterms:created>
+  <dcterms:modified xsi:type="dcterms:W3CDTF">2026-06-11T19:59:00Z</dcterms:modified>
+</cp:coreProperties>
+</file>
+
+<file path=word\document.xml><?xml version="1.0" encoding="utf-8"?>
 <w:document xmlns:wpc="http://schemas.microsoft.com/office/word/2010/wordprocessingCanvas" xmlns:cx="http://schemas.microsoft.com/office/drawing/2014/chartex" xmlns:cx1="http://schemas.microsoft.com/office/drawing/2015/9/8/chartex" xmlns:cx2="http://schemas.microsoft.com/office/drawing/2015/10/21/chartex" xmlns:cx3="http://schemas.microsoft.com/office/drawing/2016/5/9/chartex" xmlns:cx4="http://schemas.microsoft.com/office/drawing/2016/5/10/chartex" xmlns:cx5="http://schemas.microsoft.com/office/drawing/2016/5/11/chartex" xmlns:cx6="http://schemas.microsoft.com/office/drawing/2016/5/12/chartex" xmlns:cx7="http://schemas.microsoft.com/office/drawing/2016/5/13/chartex" xmlns:cx8="http://schemas.microsoft.com/office/drawing/2016/5/14/chartex" xmlns:mc="http://schemas.openxmlformats.org/markup-compatibility/2006" xmlns:aink="http://schemas.microsoft.com/office/drawing/2016/ink" xmlns:am3d="http://schemas.microsoft.com/office/drawing/2017/model3d" xmlns:o="urn:schemas-microsoft-com:office:office" xmlns:oel="http://schemas.microsoft.com/office/2019/extlst" xmlns:r="http://schemas.openxmlformats.org/officeDocument/2006/relationships" xmlns:m="http://schemas.openxmlformats.org/officeDocument/2006/math" xmlns:v="urn:schemas-microsoft-com:vml" xmlns:wp14="http://schemas.microsoft.com/office/word/2010/wordprocessingDrawing" xmlns:wp="http://schemas.openxmlformats.org/drawingml/2006/wordprocessingDrawing" xmlns:w10="urn:schemas-microsoft-com:office:word" xmlns:w="http://schemas.openxmlformats.org/wordprocessingml/2006/main" xmlns:w14="http://schemas.microsoft.com/office/word/2010/wordml" xmlns:w15="http://schemas.microsoft.com/office/word/2012/wordml" xmlns:w16cex="http://schemas.microsoft.com/office/word/2018/wordml/cex" xmlns:w16cid="http://schemas.microsoft.com/office/word/2016/wordml/cid" xmlns:w16="http://schemas.microsoft.com/office/word/2018/wordml" xmlns:w16du="http://schemas.microsoft.com/office/word/2023/wordml/word16du" xmlns:w16sdtdh="http://schemas.microsoft.com/office/word/2020/wordml/sdtdatahash" xmlns:w16sdtfl="http://schemas.microsoft.com/office/word/2024/wordml/sdtformatlock" xmlns:w16se="http://schemas.microsoft.com/office/word/2015/wordml/symex" xmlns:wpg="http://schemas.microsoft.com/office/word/2010/wordprocessingGroup" xmlns:wpi="http://schemas.microsoft.com/office/word/2010/wordprocessingInk" xmlns:wne="http://schemas.microsoft.com/office/word/2006/wordml" xmlns:wps="http://schemas.microsoft.com/office/word/2010/wordprocessingShape" mc:Ignorable="w14 w15 w16se w16cid w16 w16cex w16sdtdh w16sdtfl w16du wp14">
   <w:body>
     <w:p>
@@ -18949,6 +18980,93 @@
         <w:t>11 Giugno 2026 — LogiChain ERP v6.0 — CONFIDENZIALE</w:t>
       </w:r>
     </w:p>
+    <w:p>
+      <w:r>
+        <w:t xml:space="preserve"> </w:t>
+      </w:r>
+    </w:p>
+    <w:p>
+      <w:r>
+        <w:rPr>
+          <w:b/>
+        </w:rPr>
+        <w:t>13. Addendum Stato Implementazione</w:t>
+      </w:r>
+    </w:p>
+    <w:p>
+      <w:r>
+        <w:t>Aggiornato al 12 Giugno 2026. Questo addendum integra e, in caso di conflitto, sostituisce lo stato descritto nelle sezioni 2, 6, 8 e 11.</w:t>
+      </w:r>
+    </w:p>
+    <w:p>
+      <w:r>
+        <w:rPr>
+          <w:b/>
+        </w:rPr>
+        <w:t>13.1 Stato milestone verificato su codebase</w:t>
+      </w:r>
+    </w:p>
+    <w:p>
+      <w:r>
+        <w:t>M09 Ordini di Vendita: backend e frontend integrati. La pagina Vendite usa ordiniApi reale per lista ordini, disponibilita prodotto, creazione ordine, dettaglio drawer e KPI. Il tab Picking resta UI placeholder senza dati live.</w:t>
+      </w:r>
+    </w:p>
+    <w:p>
+      <w:r>
+        <w:t>M10 Spedizioni &amp; DDT: backend parzialmente montato. server.js abilita /api/v1/spedizioni e sono disponibili GET /spedizioni e GET /spedizioni/:id. Frontend logistica usa dati reali per tabella, drawer e KPI. Creazione spedizione, aggiornamento stato e DDT restano non implementati lato API; il modal Nuova Spedizione e la tab DDT sono ancora mock.</w:t>
+      </w:r>
+    </w:p>
+    <w:p>
+      <w:r>
+        <w:t>M11 Notifiche: backend montato e operativo. Disponibili GET /notifiche, GET /notifiche/non-lette, GET /notifiche/count, GET /notifiche/:id, PATCH /notifiche/:id/letta e PATCH /notifiche/letta-tutto. Frontend dashboard e pannello notifiche header leggono dati reali e supportano mark as read / mark all as read.</w:t>
+      </w:r>
+    </w:p>
+    <w:p>
+      <w:r>
+        <w:t>M12 Dashboard: nessun backend dedicato /dashboard montato. La dashboard frontend pero alimenta KPI e widget tramite API reali gia esistenti (giacenze, prodotti, ordini acquisto, ordini vendita, spedizioni, ubicazioni, notifiche).</w:t>
+      </w:r>
+    </w:p>
+    <w:p>
+      <w:r>
+        <w:rPr>
+          <w:b/>
+        </w:rPr>
+        <w:t>13.2 Funzionalita ancora non implementate</w:t>
+      </w:r>
+    </w:p>
+    <w:p>
+      <w:r>
+        <w:t>Export avanzato Excel/CSV: non implementato. Nessun endpoint /export attivo, nessuna directory backend/src/excel, nessuna utility frontend per download blob.</w:t>
+      </w:r>
+    </w:p>
+    <w:p>
+      <w:r>
+        <w:t>Import CSV/Excel prodotti: non implementato. Nessun endpoint /prodotti/import, nessun middleware upload, nessun servizio importService, nessuna modal frontend di import.</w:t>
+      </w:r>
+    </w:p>
+    <w:p>
+      <w:r>
+        <w:t>M10 fase 2 non completata: POST /spedizioni, PATCH /spedizioni/:id/stato e generazione DDT/PDF assenti.</w:t>
+      </w:r>
+    </w:p>
+    <w:p>
+      <w:r>
+        <w:t>M11 frontend incompleto rispetto al backend disponibile: notificheApi non espone ancora getNonLette() e count(); il badge header usa il caricamento lista iniziale e non polling dedicato.</w:t>
+      </w:r>
+    </w:p>
+    <w:p>
+      <w:r>
+        <w:rPr>
+          <w:b/>
+        </w:rPr>
+        <w:t>13.3 Nota di allineamento documentale</w:t>
+      </w:r>
+    </w:p>
+    <w:p>
+      <w:r>
+        <w:t>Le affermazioni presenti nella V6 originaria che descrivono M10 e M11 come non montati e M09 frontend come non avviato non sono piu aggiornate rispetto allo stato reale della codebase al 12 Giugno 2026.</w:t>
+      </w:r>
+    </w:p>
     <w:sectPr>
       <w:pgSz w:w="11906" w:h="16838"/>
       <w:pgMar w:top="1080" w:right="1080" w:bottom="1080" w:left="1080" w:header="708" w:footer="708" w:gutter="0"/>
@@ -18959,7 +19077,38 @@
 </w:document>
 </file>
 
-<file path=word/numbering.xml><?xml version="1.0" encoding="utf-8"?>
+<file path=word\fontTable.xml><?xml version="1.0" encoding="utf-8"?>
+<w:fonts xmlns:mc="http://schemas.openxmlformats.org/markup-compatibility/2006" xmlns:r="http://schemas.openxmlformats.org/officeDocument/2006/relationships" xmlns:w="http://schemas.openxmlformats.org/wordprocessingml/2006/main" xmlns:w14="http://schemas.microsoft.com/office/word/2010/wordml" xmlns:w15="http://schemas.microsoft.com/office/word/2012/wordml" xmlns:w16cex="http://schemas.microsoft.com/office/word/2018/wordml/cex" xmlns:w16cid="http://schemas.microsoft.com/office/word/2016/wordml/cid" xmlns:w16="http://schemas.microsoft.com/office/word/2018/wordml" xmlns:w16du="http://schemas.microsoft.com/office/word/2023/wordml/word16du" xmlns:w16sdtdh="http://schemas.microsoft.com/office/word/2020/wordml/sdtdatahash" xmlns:w16sdtfl="http://schemas.microsoft.com/office/word/2024/wordml/sdtformatlock" xmlns:w16se="http://schemas.microsoft.com/office/word/2015/wordml/symex" mc:Ignorable="w14 w15 w16se w16cid w16 w16cex w16sdtdh w16sdtfl w16du">
+  <w:font w:name="Arial">
+    <w:panose1 w:val="020B0604020202020204"/>
+    <w:charset w:val="00"/>
+    <w:family w:val="swiss"/>
+    <w:pitch w:val="variable"/>
+    <w:sig w:usb0="E0002EFF" w:usb1="C000785B" w:usb2="00000009" w:usb3="00000000" w:csb0="000001FF" w:csb1="00000000"/>
+  </w:font>
+  <w:font w:name="Times New Roman">
+    <w:panose1 w:val="02020603050405020304"/>
+    <w:charset w:val="00"/>
+    <w:family w:val="roman"/>
+    <w:pitch w:val="variable"/>
+    <w:sig w:usb0="E0002EFF" w:usb1="C000785B" w:usb2="00000009" w:usb3="00000000" w:csb0="000001FF" w:csb1="00000000"/>
+  </w:font>
+  <w:font w:name="Aptos Display">
+    <w:charset w:val="00"/>
+    <w:family w:val="swiss"/>
+    <w:pitch w:val="variable"/>
+    <w:sig w:usb0="20000287" w:usb1="00000003" w:usb2="00000000" w:usb3="00000000" w:csb0="0000019F" w:csb1="00000000"/>
+  </w:font>
+  <w:font w:name="Aptos">
+    <w:charset w:val="00"/>
+    <w:family w:val="swiss"/>
+    <w:pitch w:val="variable"/>
+    <w:sig w:usb0="20000287" w:usb1="00000003" w:usb2="00000000" w:usb3="00000000" w:csb0="0000019F" w:csb1="00000000"/>
+  </w:font>
+</w:fonts>
+</file>
+
+<file path=word\numbering.xml><?xml version="1.0" encoding="utf-8"?>
 <w:numbering xmlns:wpc="http://schemas.microsoft.com/office/word/2010/wordprocessingCanvas" xmlns:cx="http://schemas.microsoft.com/office/drawing/2014/chartex" xmlns:cx1="http://schemas.microsoft.com/office/drawing/2015/9/8/chartex" xmlns:cx2="http://schemas.microsoft.com/office/drawing/2015/10/21/chartex" xmlns:cx3="http://schemas.microsoft.com/office/drawing/2016/5/9/chartex" xmlns:cx4="http://schemas.microsoft.com/office/drawing/2016/5/10/chartex" xmlns:cx5="http://schemas.microsoft.com/office/drawing/2016/5/11/chartex" xmlns:cx6="http://schemas.microsoft.com/office/drawing/2016/5/12/chartex" xmlns:cx7="http://schemas.microsoft.com/office/drawing/2016/5/13/chartex" xmlns:cx8="http://schemas.microsoft.com/office/drawing/2016/5/14/chartex" xmlns:mc="http://schemas.openxmlformats.org/markup-compatibility/2006" xmlns:aink="http://schemas.microsoft.com/office/drawing/2016/ink" xmlns:am3d="http://schemas.microsoft.com/office/drawing/2017/model3d" xmlns:o="urn:schemas-microsoft-com:office:office" xmlns:oel="http://schemas.microsoft.com/office/2019/extlst" xmlns:r="http://schemas.openxmlformats.org/officeDocument/2006/relationships" xmlns:m="http://schemas.openxmlformats.org/officeDocument/2006/math" xmlns:v="urn:schemas-microsoft-com:vml" xmlns:wp14="http://schemas.microsoft.com/office/word/2010/wordprocessingDrawing" xmlns:wp="http://schemas.openxmlformats.org/drawingml/2006/wordprocessingDrawing" xmlns:w10="urn:schemas-microsoft-com:office:word" xmlns:w="http://schemas.openxmlformats.org/wordprocessingml/2006/main" xmlns:w14="http://schemas.microsoft.com/office/word/2010/wordml" xmlns:w15="http://schemas.microsoft.com/office/word/2012/wordml" xmlns:w16cex="http://schemas.microsoft.com/office/word/2018/wordml/cex" xmlns:w16cid="http://schemas.microsoft.com/office/word/2016/wordml/cid" xmlns:w16="http://schemas.microsoft.com/office/word/2018/wordml" xmlns:w16du="http://schemas.microsoft.com/office/word/2023/wordml/word16du" xmlns:w16sdtdh="http://schemas.microsoft.com/office/word/2020/wordml/sdtdatahash" xmlns:w16sdtfl="http://schemas.microsoft.com/office/word/2024/wordml/sdtformatlock" xmlns:w16se="http://schemas.microsoft.com/office/word/2015/wordml/symex" xmlns:wpg="http://schemas.microsoft.com/office/word/2010/wordprocessingGroup" xmlns:wpi="http://schemas.microsoft.com/office/word/2010/wordprocessingInk" xmlns:wne="http://schemas.microsoft.com/office/word/2006/wordml" xmlns:wps="http://schemas.microsoft.com/office/word/2010/wordprocessingShape" mc:Ignorable="w14 w15 w16se w16cid w16 w16cex w16sdtdh w16sdtfl w16du wp14">
   <w:abstractNum w:abstractNumId="0" w15:restartNumberingAfterBreak="0">
     <w:nsid w:val="10B702E2"/>
@@ -19183,7 +19332,65 @@
 </w:numbering>
 </file>
 
-<file path=word/styles.xml><?xml version="1.0" encoding="utf-8"?>
+<file path=word\settings.xml><?xml version="1.0" encoding="utf-8"?>
+<w:settings xmlns:mc="http://schemas.openxmlformats.org/markup-compatibility/2006" xmlns:o="urn:schemas-microsoft-com:office:office" xmlns:r="http://schemas.openxmlformats.org/officeDocument/2006/relationships" xmlns:m="http://schemas.openxmlformats.org/officeDocument/2006/math" xmlns:v="urn:schemas-microsoft-com:vml" xmlns:w10="urn:schemas-microsoft-com:office:word" xmlns:w="http://schemas.openxmlformats.org/wordprocessingml/2006/main" xmlns:w14="http://schemas.microsoft.com/office/word/2010/wordml" xmlns:w15="http://schemas.microsoft.com/office/word/2012/wordml" xmlns:w16cex="http://schemas.microsoft.com/office/word/2018/wordml/cex" xmlns:w16cid="http://schemas.microsoft.com/office/word/2016/wordml/cid" xmlns:w16="http://schemas.microsoft.com/office/word/2018/wordml" xmlns:w16du="http://schemas.microsoft.com/office/word/2023/wordml/word16du" xmlns:w16sdtdh="http://schemas.microsoft.com/office/word/2020/wordml/sdtdatahash" xmlns:w16sdtfl="http://schemas.microsoft.com/office/word/2024/wordml/sdtformatlock" xmlns:w16se="http://schemas.microsoft.com/office/word/2015/wordml/symex" xmlns:sl="http://schemas.openxmlformats.org/schemaLibrary/2006/main" mc:Ignorable="w14 w15 w16se w16cid w16 w16cex w16sdtdh w16sdtfl w16du">
+  <w:zoom w:percent="100"/>
+  <w:displayBackgroundShape/>
+  <w:proofState w:spelling="clean" w:grammar="clean"/>
+  <w:defaultTabStop w:val="708"/>
+  <w:hyphenationZone w:val="283"/>
+  <w:characterSpacingControl w:val="doNotCompress"/>
+  <w:compat>
+    <w:compatSetting w:name="compatibilityMode" w:uri="http://schemas.microsoft.com/office/word" w:val="15"/>
+    <w:compatSetting w:name="overrideTableStyleFontSizeAndJustification" w:uri="http://schemas.microsoft.com/office/word" w:val="1"/>
+    <w:compatSetting w:name="enableOpenTypeFeatures" w:uri="http://schemas.microsoft.com/office/word" w:val="1"/>
+    <w:compatSetting w:name="doNotFlipMirrorIndents" w:uri="http://schemas.microsoft.com/office/word" w:val="1"/>
+    <w:compatSetting w:name="differentiateMultirowTableHeaders" w:uri="http://schemas.microsoft.com/office/word" w:val="1"/>
+    <w:compatSetting w:name="useWord2013TrackBottomHyphenation" w:uri="http://schemas.microsoft.com/office/word" w:val="1"/>
+  </w:compat>
+  <w:rsids>
+    <w:rsidRoot w:val="004B0752"/>
+    <w:rsid w:val="004B0752"/>
+    <w:rsid w:val="00577C9D"/>
+    <w:rsid w:val="006417DF"/>
+    <w:rsid w:val="00652002"/>
+    <w:rsid w:val="009B34C5"/>
+    <w:rsid w:val="00B14F13"/>
+    <w:rsid w:val="00C448D1"/>
+    <w:rsid w:val="00D05392"/>
+    <w:rsid w:val="00D31648"/>
+    <w:rsid w:val="00E002AD"/>
+    <w:rsid w:val="00E87A8A"/>
+  </w:rsids>
+  <m:mathPr>
+    <m:mathFont m:val="Cambria Math"/>
+    <m:brkBin m:val="before"/>
+    <m:brkBinSub m:val="--"/>
+    <m:smallFrac m:val="0"/>
+    <m:dispDef/>
+    <m:lMargin m:val="0"/>
+    <m:rMargin m:val="0"/>
+    <m:defJc m:val="centerGroup"/>
+    <m:wrapIndent m:val="1440"/>
+    <m:intLim m:val="subSup"/>
+    <m:naryLim m:val="undOvr"/>
+  </m:mathPr>
+  <w:themeFontLang w:val="it-IT"/>
+  <w:clrSchemeMapping w:bg1="light1" w:t1="dark1" w:bg2="light2" w:t2="dark2" w:accent1="accent1" w:accent2="accent2" w:accent3="accent3" w:accent4="accent4" w:accent5="accent5" w:accent6="accent6" w:hyperlink="hyperlink" w:followedHyperlink="followedHyperlink"/>
+  <w:shapeDefaults>
+    <o:shapedefaults v:ext="edit" spidmax="1026"/>
+    <o:shapelayout v:ext="edit">
+      <o:idmap v:ext="edit" data="1"/>
+    </o:shapelayout>
+  </w:shapeDefaults>
+  <w:decimalSymbol w:val=","/>
+  <w:listSeparator w:val=";"/>
+  <w14:docId w14:val="20C0061E"/>
+  <w15:docId w15:val="{C17DBF45-A8A3-48BE-AC9D-FB531A698658}"/>
+</w:settings>
+</file>
+
+<file path=word\styles.xml><?xml version="1.0" encoding="utf-8"?>
 <w:styles xmlns:mc="http://schemas.openxmlformats.org/markup-compatibility/2006" xmlns:r="http://schemas.openxmlformats.org/officeDocument/2006/relationships" xmlns:w="http://schemas.openxmlformats.org/wordprocessingml/2006/main" xmlns:w14="http://schemas.microsoft.com/office/word/2010/wordml" xmlns:w15="http://schemas.microsoft.com/office/word/2012/wordml" xmlns:w16cex="http://schemas.microsoft.com/office/word/2018/wordml/cex" xmlns:w16cid="http://schemas.microsoft.com/office/word/2016/wordml/cid" xmlns:w16="http://schemas.microsoft.com/office/word/2018/wordml" xmlns:w16du="http://schemas.microsoft.com/office/word/2023/wordml/word16du" xmlns:w16sdtdh="http://schemas.microsoft.com/office/word/2020/wordml/sdtdatahash" xmlns:w16sdtfl="http://schemas.microsoft.com/office/word/2024/wordml/sdtformatlock" xmlns:w16se="http://schemas.microsoft.com/office/word/2015/wordml/symex" mc:Ignorable="w14 w15 w16se w16cid w16 w16cex w16sdtdh w16sdtfl w16du">
   <w:docDefaults>
     <w:rPrDefault>
@@ -19786,7 +19993,7 @@
 </w:styles>
 </file>
 
-<file path=word/theme/theme1.xml><?xml version="1.0" encoding="utf-8"?>
+<file path=word\theme\theme1.xml><?xml version="1.0" encoding="utf-8"?>
 <a:theme xmlns:a="http://schemas.openxmlformats.org/drawingml/2006/main" name="Tema di Office">
   <a:themeElements>
     <a:clrScheme name="Office">
@@ -20099,4 +20306,11 @@
     </a:ext>
   </a:extLst>
 </a:theme>
+</file>
+
+<file path=word\webSettings.xml><?xml version="1.0" encoding="utf-8"?>
+<w:webSettings xmlns:mc="http://schemas.openxmlformats.org/markup-compatibility/2006" xmlns:r="http://schemas.openxmlformats.org/officeDocument/2006/relationships" xmlns:w="http://schemas.openxmlformats.org/wordprocessingml/2006/main" xmlns:w14="http://schemas.microsoft.com/office/word/2010/wordml" xmlns:w15="http://schemas.microsoft.com/office/word/2012/wordml" xmlns:w16cex="http://schemas.microsoft.com/office/word/2018/wordml/cex" xmlns:w16cid="http://schemas.microsoft.com/office/word/2016/wordml/cid" xmlns:w16="http://schemas.microsoft.com/office/word/2018/wordml" xmlns:w16du="http://schemas.microsoft.com/office/word/2023/wordml/word16du" xmlns:w16sdtdh="http://schemas.microsoft.com/office/word/2020/wordml/sdtdatahash" xmlns:w16sdtfl="http://schemas.microsoft.com/office/word/2024/wordml/sdtformatlock" xmlns:w16se="http://schemas.microsoft.com/office/word/2015/wordml/symex" mc:Ignorable="w14 w15 w16se w16cid w16 w16cex w16sdtdh w16sdtfl w16du">
+  <w:relyOnVML/>
+  <w:allowPNG/>
+</w:webSettings>
 </file>